--- a/rapports/2026-06-03/EQ22/EQ22_enq2_v2/DR_124101000012/76-89-08-78.docx
+++ b/rapports/2026-06-03/EQ22/EQ22_enq2_v2/DR_124101000012/76-89-08-78.docx
@@ -544,7 +544,7 @@
                 <w:color w:val="16A34A"/>
                 <w:sz w:val="16"/>
               </w:rPr>
-              <w:t>—</w:t>
+              <w:t>s01q00b</w:t>
             </w:r>
           </w:p>
         </w:tc>
@@ -634,7 +634,7 @@
                 <w:color w:val="16A34A"/>
                 <w:sz w:val="16"/>
               </w:rPr>
-              <w:t>—</w:t>
+              <w:t>s01q00b</w:t>
             </w:r>
           </w:p>
         </w:tc>
@@ -724,7 +724,7 @@
                 <w:color w:val="16A34A"/>
                 <w:sz w:val="16"/>
               </w:rPr>
-              <w:t>—</w:t>
+              <w:t>s01q00b</w:t>
             </w:r>
           </w:p>
         </w:tc>
@@ -814,7 +814,7 @@
                 <w:color w:val="16A34A"/>
                 <w:sz w:val="16"/>
               </w:rPr>
-              <w:t>—</w:t>
+              <w:t>s01q00b</w:t>
             </w:r>
           </w:p>
         </w:tc>
@@ -904,7 +904,7 @@
                 <w:color w:val="16A34A"/>
                 <w:sz w:val="16"/>
               </w:rPr>
-              <w:t>—</w:t>
+              <w:t>s01q00b</w:t>
             </w:r>
           </w:p>
         </w:tc>
@@ -994,7 +994,7 @@
                 <w:color w:val="16A34A"/>
                 <w:sz w:val="16"/>
               </w:rPr>
-              <w:t>—</w:t>
+              <w:t>s01q00b</w:t>
             </w:r>
           </w:p>
         </w:tc>
@@ -1084,7 +1084,7 @@
                 <w:color w:val="16A34A"/>
                 <w:sz w:val="16"/>
               </w:rPr>
-              <w:t>—</w:t>
+              <w:t>s01q00b</w:t>
             </w:r>
           </w:p>
         </w:tc>
@@ -1174,7 +1174,7 @@
                 <w:color w:val="16A34A"/>
                 <w:sz w:val="16"/>
               </w:rPr>
-              <w:t>—</w:t>
+              <w:t>s01q00b</w:t>
             </w:r>
           </w:p>
         </w:tc>
@@ -1264,7 +1264,7 @@
                 <w:color w:val="16A34A"/>
                 <w:sz w:val="16"/>
               </w:rPr>
-              <w:t>—</w:t>
+              <w:t>s01q00b</w:t>
             </w:r>
           </w:p>
         </w:tc>
@@ -1354,7 +1354,7 @@
                 <w:color w:val="16A34A"/>
                 <w:sz w:val="16"/>
               </w:rPr>
-              <w:t>—</w:t>
+              <w:t>s01q00b</w:t>
             </w:r>
           </w:p>
         </w:tc>
@@ -1444,7 +1444,7 @@
                 <w:color w:val="16A34A"/>
                 <w:sz w:val="16"/>
               </w:rPr>
-              <w:t>—</w:t>
+              <w:t>s01q00b</w:t>
             </w:r>
           </w:p>
         </w:tc>
@@ -1804,7 +1804,7 @@
                 <w:color w:val="16A34A"/>
                 <w:sz w:val="16"/>
               </w:rPr>
-              <w:t>—</w:t>
+              <w:t>s01q03c, s01q04a, s01q00b</w:t>
             </w:r>
           </w:p>
         </w:tc>
@@ -1894,7 +1894,7 @@
                 <w:color w:val="16A34A"/>
                 <w:sz w:val="16"/>
               </w:rPr>
-              <w:t>—</w:t>
+              <w:t>s01q00b</w:t>
             </w:r>
           </w:p>
         </w:tc>
@@ -2164,7 +2164,7 @@
                 <w:color w:val="16A34A"/>
                 <w:sz w:val="16"/>
               </w:rPr>
-              <w:t>—</w:t>
+              <w:t>s01q32, s01q36, s01q38, s04q37_modif, s02q33, s02q34, s01q00b</w:t>
             </w:r>
           </w:p>
         </w:tc>
@@ -2254,7 +2254,7 @@
                 <w:color w:val="16A34A"/>
                 <w:sz w:val="16"/>
               </w:rPr>
-              <w:t>—</w:t>
+              <w:t>s00q10, s01q35, s01q36, s01q37, s02q04, s02q15, s01q00b, s02q17_code</w:t>
             </w:r>
           </w:p>
         </w:tc>
@@ -2344,7 +2344,7 @@
                 <w:color w:val="16A34A"/>
                 <w:sz w:val="16"/>
               </w:rPr>
-              <w:t>—</w:t>
+              <w:t>s01q32, s01q36, s01q38, s04q37_modif, s02q33, s02q34, s01q00b</w:t>
             </w:r>
           </w:p>
         </w:tc>
@@ -2704,7 +2704,7 @@
                 <w:color w:val="16A34A"/>
                 <w:sz w:val="16"/>
               </w:rPr>
-              <w:t>—</w:t>
+              <w:t>s01q32, s01q36, s01q38, s04q37_modif, s02q33, s02q34, s01q00b</w:t>
             </w:r>
           </w:p>
         </w:tc>
@@ -2794,7 +2794,7 @@
                 <w:color w:val="16A34A"/>
                 <w:sz w:val="16"/>
               </w:rPr>
-              <w:t>—</w:t>
+              <w:t>s00q10, s01q35, s01q36, s01q37, s02q04, s02q15, s01q00b, s02q17_code</w:t>
             </w:r>
           </w:p>
         </w:tc>
@@ -2974,7 +2974,7 @@
                 <w:color w:val="16A34A"/>
                 <w:sz w:val="16"/>
               </w:rPr>
-              <w:t>—</w:t>
+              <w:t>s01q36, s01q38, s04q24, s02q13, s11q35a, s11q35b_code</w:t>
             </w:r>
           </w:p>
         </w:tc>
@@ -3154,7 +3154,7 @@
                 <w:color w:val="16A34A"/>
                 <w:sz w:val="16"/>
               </w:rPr>
-              <w:t>—</w:t>
+              <w:t>s01q02, s02q01__1, s02q02__1, s02q03__1, s02q15, s03q17, s04q28, s04q35d</w:t>
             </w:r>
           </w:p>
         </w:tc>
@@ -3244,7 +3244,7 @@
                 <w:color w:val="16A34A"/>
                 <w:sz w:val="16"/>
               </w:rPr>
-              <w:t>—</w:t>
+              <w:t>s01q02, s02q01__1, s02q02__1, s02q03__1, s02q15, s03q17, s04q28, s04q35d</w:t>
             </w:r>
           </w:p>
         </w:tc>
@@ -3874,7 +3874,7 @@
                 <w:color w:val="16A34A"/>
                 <w:sz w:val="16"/>
               </w:rPr>
-              <w:t>—</w:t>
+              <w:t>s01q41a, s01q00b</w:t>
             </w:r>
           </w:p>
         </w:tc>
@@ -3964,7 +3964,7 @@
                 <w:color w:val="16A34A"/>
                 <w:sz w:val="16"/>
               </w:rPr>
-              <w:t>—</w:t>
+              <w:t>s01q41, s01q00b</w:t>
             </w:r>
           </w:p>
         </w:tc>
@@ -4054,7 +4054,7 @@
                 <w:color w:val="16A34A"/>
                 <w:sz w:val="16"/>
               </w:rPr>
-              <w:t>—</w:t>
+              <w:t>s01q41a, s01q00b</w:t>
             </w:r>
           </w:p>
         </w:tc>
@@ -4234,7 +4234,7 @@
                 <w:color w:val="16A34A"/>
                 <w:sz w:val="16"/>
               </w:rPr>
-              <w:t>—</w:t>
+              <w:t>s01q41a, s01q00b</w:t>
             </w:r>
           </w:p>
         </w:tc>
@@ -4414,7 +4414,7 @@
                 <w:color w:val="16A34A"/>
                 <w:sz w:val="16"/>
               </w:rPr>
-              <w:t>—</w:t>
+              <w:t>s01q41a, s01q00b</w:t>
             </w:r>
           </w:p>
         </w:tc>
@@ -5134,7 +5134,7 @@
                 <w:color w:val="16A34A"/>
                 <w:sz w:val="16"/>
               </w:rPr>
-              <w:t>—</w:t>
+              <w:t>s00q27, s01q03a, s01q03b, s01q03c, s01q00b</w:t>
             </w:r>
           </w:p>
         </w:tc>
@@ -6664,7 +6664,7 @@
                 <w:color w:val="16A34A"/>
                 <w:sz w:val="16"/>
               </w:rPr>
-              <w:t>—</w:t>
+              <w:t>s01q25, s01q29, s01q30, s04q46, s01q00b</w:t>
             </w:r>
           </w:p>
         </w:tc>
@@ -9274,7 +9274,7 @@
                 <w:color w:val="16A34A"/>
                 <w:sz w:val="16"/>
               </w:rPr>
-              <w:t>—</w:t>
+              <w:t>s01q41a, s02q20, s02q22, s03q07, s03q02, s01q00b, s03q02_autre</w:t>
             </w:r>
           </w:p>
         </w:tc>
@@ -9364,7 +9364,7 @@
                 <w:color w:val="16A34A"/>
                 <w:sz w:val="16"/>
               </w:rPr>
-              <w:t>—</w:t>
+              <w:t>s01q41a, s02q20, s02q22, s03q07, s03q02, s01q00b, s03q02_autre</w:t>
             </w:r>
           </w:p>
         </w:tc>
@@ -9454,7 +9454,7 @@
                 <w:color w:val="16A34A"/>
                 <w:sz w:val="16"/>
               </w:rPr>
-              <w:t>—</w:t>
+              <w:t>s01q41a, s02q20, s02q22, s03q07, s03q02, s01q00b, s03q02_autre</w:t>
             </w:r>
           </w:p>
         </w:tc>
@@ -9544,7 +9544,7 @@
                 <w:color w:val="16A34A"/>
                 <w:sz w:val="16"/>
               </w:rPr>
-              <w:t>—</w:t>
+              <w:t>s01q63, s00q04, s02q25, s04q17, s04q21, s01q00b, s01q29_1</w:t>
             </w:r>
           </w:p>
         </w:tc>
@@ -9724,7 +9724,7 @@
                 <w:color w:val="16A34A"/>
                 <w:sz w:val="16"/>
               </w:rPr>
-              <w:t>—</w:t>
+              <w:t>s01q63, s00q04, s02q25, s04q17, s04q21, s01q00b, s01q29_1</w:t>
             </w:r>
           </w:p>
         </w:tc>
@@ -9814,7 +9814,7 @@
                 <w:color w:val="16A34A"/>
                 <w:sz w:val="16"/>
               </w:rPr>
-              <w:t>—</w:t>
+              <w:t>s01q63, s00q04, s02q25, s04q17, s04q21, s01q00b, s01q29_1</w:t>
             </w:r>
           </w:p>
         </w:tc>
@@ -9904,7 +9904,7 @@
                 <w:color w:val="16A34A"/>
                 <w:sz w:val="16"/>
               </w:rPr>
-              <w:t>—</w:t>
+              <w:t>s00q07a, s01q54a, s01q54b, s02q20, s02q21, s03q53, s04q21, s04q46</w:t>
             </w:r>
           </w:p>
         </w:tc>
@@ -9994,7 +9994,7 @@
                 <w:color w:val="16A34A"/>
                 <w:sz w:val="16"/>
               </w:rPr>
-              <w:t>—</w:t>
+              <w:t>s00q04, s01q41, s02q14, s01q00b</w:t>
             </w:r>
           </w:p>
         </w:tc>
@@ -10084,7 +10084,7 @@
                 <w:color w:val="16A34A"/>
                 <w:sz w:val="16"/>
               </w:rPr>
-              <w:t>—</w:t>
+              <w:t>s01q47__1, s01q47__2, s01q47__3, s01q47__4, s01q47__5, s01q47__6, s01q47__7, s02q15</w:t>
             </w:r>
           </w:p>
         </w:tc>
@@ -10174,7 +10174,7 @@
                 <w:color w:val="16A34A"/>
                 <w:sz w:val="16"/>
               </w:rPr>
-              <w:t>—</w:t>
+              <w:t>s01q35, s01q36, s01q37, s02q04, s02q15, s03q13, s03q14, s03q15</w:t>
             </w:r>
           </w:p>
         </w:tc>
@@ -10534,7 +10534,7 @@
                 <w:color w:val="16A34A"/>
                 <w:sz w:val="16"/>
               </w:rPr>
-              <w:t>—</w:t>
+              <w:t>s00q10, s01q35, s01q36, s01q37, s02q04, s02q15, s03q31, s04q22</w:t>
             </w:r>
           </w:p>
         </w:tc>
@@ -10804,7 +10804,7 @@
                 <w:color w:val="16A34A"/>
                 <w:sz w:val="16"/>
               </w:rPr>
-              <w:t>—</w:t>
+              <w:t>s00q04, s01q41, s02q14, s01q00b</w:t>
             </w:r>
           </w:p>
         </w:tc>
@@ -10984,7 +10984,7 @@
                 <w:color w:val="16A34A"/>
                 <w:sz w:val="16"/>
               </w:rPr>
-              <w:t>—</w:t>
+              <w:t>s00q04, s01q41, s02q14, s01q00b</w:t>
             </w:r>
           </w:p>
         </w:tc>
@@ -11164,7 +11164,7 @@
                 <w:color w:val="16A34A"/>
                 <w:sz w:val="16"/>
               </w:rPr>
-              <w:t>—</w:t>
+              <w:t>s00q04, s01q41, s02q14, s01q00b</w:t>
             </w:r>
           </w:p>
         </w:tc>
@@ -11344,7 +11344,7 @@
                 <w:color w:val="16A34A"/>
                 <w:sz w:val="16"/>
               </w:rPr>
-              <w:t>—</w:t>
+              <w:t>s00q04, s01q41, s02q14, s01q00b</w:t>
             </w:r>
           </w:p>
         </w:tc>
@@ -11524,7 +11524,7 @@
                 <w:color w:val="16A34A"/>
                 <w:sz w:val="16"/>
               </w:rPr>
-              <w:t>—</w:t>
+              <w:t>s00q04, s01q41, s02q14, s01q00b</w:t>
             </w:r>
           </w:p>
         </w:tc>
@@ -11704,7 +11704,7 @@
                 <w:color w:val="16A34A"/>
                 <w:sz w:val="16"/>
               </w:rPr>
-              <w:t>—</w:t>
+              <w:t>s00q04, s01q41, s02q14, s01q00b</w:t>
             </w:r>
           </w:p>
         </w:tc>
@@ -11884,7 +11884,7 @@
                 <w:color w:val="16A34A"/>
                 <w:sz w:val="16"/>
               </w:rPr>
-              <w:t>—</w:t>
+              <w:t>s00q04, s01q41, s02q14, s01q00b</w:t>
             </w:r>
           </w:p>
         </w:tc>
@@ -12064,7 +12064,7 @@
                 <w:color w:val="16A34A"/>
                 <w:sz w:val="16"/>
               </w:rPr>
-              <w:t>—</w:t>
+              <w:t>s00q04, s01q41, s02q14, s01q00b</w:t>
             </w:r>
           </w:p>
         </w:tc>
@@ -12244,7 +12244,7 @@
                 <w:color w:val="16A34A"/>
                 <w:sz w:val="16"/>
               </w:rPr>
-              <w:t>—</w:t>
+              <w:t>s00q04, s01q41, s02q14, s01q00b</w:t>
             </w:r>
           </w:p>
         </w:tc>
@@ -12424,7 +12424,7 @@
                 <w:color w:val="16A34A"/>
                 <w:sz w:val="16"/>
               </w:rPr>
-              <w:t>—</w:t>
+              <w:t>s00q04, s01q41, s02q14, s01q00b</w:t>
             </w:r>
           </w:p>
         </w:tc>
@@ -12604,7 +12604,7 @@
                 <w:color w:val="16A34A"/>
                 <w:sz w:val="16"/>
               </w:rPr>
-              <w:t>—</w:t>
+              <w:t>s00q04, s01q41, s02q14, s01q00b</w:t>
             </w:r>
           </w:p>
         </w:tc>
@@ -12784,7 +12784,7 @@
                 <w:color w:val="16A34A"/>
                 <w:sz w:val="16"/>
               </w:rPr>
-              <w:t>—</w:t>
+              <w:t>s00q04, s01q41, s02q14, s01q00b</w:t>
             </w:r>
           </w:p>
         </w:tc>
@@ -12964,7 +12964,7 @@
                 <w:color w:val="16A34A"/>
                 <w:sz w:val="16"/>
               </w:rPr>
-              <w:t>—</w:t>
+              <w:t>s00q04, s01q41, s02q14, s01q00b</w:t>
             </w:r>
           </w:p>
         </w:tc>
@@ -13144,7 +13144,7 @@
                 <w:color w:val="16A34A"/>
                 <w:sz w:val="16"/>
               </w:rPr>
-              <w:t>—</w:t>
+              <w:t>s00q04, s01q41, s02q14, s01q00b</w:t>
             </w:r>
           </w:p>
         </w:tc>
@@ -13324,7 +13324,7 @@
                 <w:color w:val="16A34A"/>
                 <w:sz w:val="16"/>
               </w:rPr>
-              <w:t>—</w:t>
+              <w:t>s00q04, s01q41, s02q14, s01q00b</w:t>
             </w:r>
           </w:p>
         </w:tc>
@@ -13504,7 +13504,7 @@
                 <w:color w:val="16A34A"/>
                 <w:sz w:val="16"/>
               </w:rPr>
-              <w:t>—</w:t>
+              <w:t>s00q04, s01q41, s02q14, s01q00b</w:t>
             </w:r>
           </w:p>
         </w:tc>
@@ -13684,7 +13684,7 @@
                 <w:color w:val="16A34A"/>
                 <w:sz w:val="16"/>
               </w:rPr>
-              <w:t>—</w:t>
+              <w:t>s00q04, s01q41, s02q14, s01q00b</w:t>
             </w:r>
           </w:p>
         </w:tc>
@@ -13864,7 +13864,7 @@
                 <w:color w:val="16A34A"/>
                 <w:sz w:val="16"/>
               </w:rPr>
-              <w:t>—</w:t>
+              <w:t>s00q04, s01q41, s02q14, s01q00b</w:t>
             </w:r>
           </w:p>
         </w:tc>
@@ -14044,7 +14044,7 @@
                 <w:color w:val="16A34A"/>
                 <w:sz w:val="16"/>
               </w:rPr>
-              <w:t>—</w:t>
+              <w:t>s00q04, s01q41, s02q14, s01q00b</w:t>
             </w:r>
           </w:p>
         </w:tc>
@@ -14224,7 +14224,7 @@
                 <w:color w:val="16A34A"/>
                 <w:sz w:val="16"/>
               </w:rPr>
-              <w:t>—</w:t>
+              <w:t>s00q04, s01q41, s02q14, s01q00b</w:t>
             </w:r>
           </w:p>
         </w:tc>
@@ -14404,7 +14404,7 @@
                 <w:color w:val="16A34A"/>
                 <w:sz w:val="16"/>
               </w:rPr>
-              <w:t>—</w:t>
+              <w:t>s00q04, s01q41, s02q14, s01q00b</w:t>
             </w:r>
           </w:p>
         </w:tc>
@@ -14584,7 +14584,7 @@
                 <w:color w:val="16A34A"/>
                 <w:sz w:val="16"/>
               </w:rPr>
-              <w:t>—</w:t>
+              <w:t>s00q04, s01q41, s02q14, s01q00b</w:t>
             </w:r>
           </w:p>
         </w:tc>
@@ -14764,7 +14764,7 @@
                 <w:color w:val="16A34A"/>
                 <w:sz w:val="16"/>
               </w:rPr>
-              <w:t>—</w:t>
+              <w:t>s00q04, s01q41, s02q14, s01q00b</w:t>
             </w:r>
           </w:p>
         </w:tc>
@@ -14944,7 +14944,7 @@
                 <w:color w:val="16A34A"/>
                 <w:sz w:val="16"/>
               </w:rPr>
-              <w:t>—</w:t>
+              <w:t>s00q04, s01q41, s02q14, s01q00b</w:t>
             </w:r>
           </w:p>
         </w:tc>
@@ -15124,7 +15124,7 @@
                 <w:color w:val="16A34A"/>
                 <w:sz w:val="16"/>
               </w:rPr>
-              <w:t>—</w:t>
+              <w:t>s00q04, s01q41, s02q14, s01q00b</w:t>
             </w:r>
           </w:p>
         </w:tc>
@@ -15304,7 +15304,7 @@
                 <w:color w:val="16A34A"/>
                 <w:sz w:val="16"/>
               </w:rPr>
-              <w:t>—</w:t>
+              <w:t>s00q04, s01q41, s02q14, s01q00b</w:t>
             </w:r>
           </w:p>
         </w:tc>
@@ -15484,7 +15484,7 @@
                 <w:color w:val="16A34A"/>
                 <w:sz w:val="16"/>
               </w:rPr>
-              <w:t>—</w:t>
+              <w:t>s00q04, s01q41, s02q14, s01q00b</w:t>
             </w:r>
           </w:p>
         </w:tc>
@@ -15664,7 +15664,7 @@
                 <w:color w:val="16A34A"/>
                 <w:sz w:val="16"/>
               </w:rPr>
-              <w:t>—</w:t>
+              <w:t>s00q04, s01q41, s02q14, s01q00b</w:t>
             </w:r>
           </w:p>
         </w:tc>
@@ -15844,7 +15844,7 @@
                 <w:color w:val="16A34A"/>
                 <w:sz w:val="16"/>
               </w:rPr>
-              <w:t>—</w:t>
+              <w:t>s00q04, s01q41, s02q14, s01q00b</w:t>
             </w:r>
           </w:p>
         </w:tc>
@@ -16024,7 +16024,7 @@
                 <w:color w:val="16A34A"/>
                 <w:sz w:val="16"/>
               </w:rPr>
-              <w:t>—</w:t>
+              <w:t>s00q04, s01q41, s02q14, s01q00b</w:t>
             </w:r>
           </w:p>
         </w:tc>
@@ -16204,7 +16204,7 @@
                 <w:color w:val="16A34A"/>
                 <w:sz w:val="16"/>
               </w:rPr>
-              <w:t>—</w:t>
+              <w:t>s00q04, s01q41, s02q14, s01q00b</w:t>
             </w:r>
           </w:p>
         </w:tc>
@@ -16384,7 +16384,7 @@
                 <w:color w:val="16A34A"/>
                 <w:sz w:val="16"/>
               </w:rPr>
-              <w:t>—</w:t>
+              <w:t>s00q04, s01q41, s02q14, s01q00b</w:t>
             </w:r>
           </w:p>
         </w:tc>
@@ -16564,7 +16564,7 @@
                 <w:color w:val="16A34A"/>
                 <w:sz w:val="16"/>
               </w:rPr>
-              <w:t>—</w:t>
+              <w:t>s00q04, s01q41, s02q14, s01q00b</w:t>
             </w:r>
           </w:p>
         </w:tc>
@@ -18274,7 +18274,7 @@
                 <w:color w:val="16A34A"/>
                 <w:sz w:val="16"/>
               </w:rPr>
-              <w:t>—</w:t>
+              <w:t>s01q23, s01q00b, s01q23_autre</w:t>
             </w:r>
           </w:p>
         </w:tc>
@@ -18544,7 +18544,7 @@
                 <w:color w:val="16A34A"/>
                 <w:sz w:val="16"/>
               </w:rPr>
-              <w:t>—</w:t>
+              <w:t>s01q23, s01q00b, s01q23_autre</w:t>
             </w:r>
           </w:p>
         </w:tc>
@@ -19534,7 +19534,7 @@
                 <w:color w:val="16A34A"/>
                 <w:sz w:val="16"/>
               </w:rPr>
-              <w:t>—</w:t>
+              <w:t>s00q07a, s00q08, s00q10, s00q13_0, s00q15_0, s00q17_0, s00q23a, s00q23b</w:t>
             </w:r>
           </w:p>
         </w:tc>
@@ -19714,7 +19714,7 @@
                 <w:color w:val="16A34A"/>
                 <w:sz w:val="16"/>
               </w:rPr>
-              <w:t>—</w:t>
+              <w:t>s01q23, s01q00b, s01q23_autre</w:t>
             </w:r>
           </w:p>
         </w:tc>
@@ -19984,7 +19984,7 @@
                 <w:color w:val="16A34A"/>
                 <w:sz w:val="16"/>
               </w:rPr>
-              <w:t>—</w:t>
+              <w:t>s00q07a, s00q08, s00q10, s00q13_0, s00q15_0, s00q17_0, s00q23a, s00q23b</w:t>
             </w:r>
           </w:p>
         </w:tc>
@@ -20164,7 +20164,7 @@
                 <w:color w:val="16A34A"/>
                 <w:sz w:val="16"/>
               </w:rPr>
-              <w:t>—</w:t>
+              <w:t>s00q07a, s00q08, s00q10, s00q13_0, s00q15_0, s00q17_0, s00q23a, s00q23b</w:t>
             </w:r>
           </w:p>
         </w:tc>
@@ -22864,7 +22864,7 @@
                 <w:color w:val="16A34A"/>
                 <w:sz w:val="16"/>
               </w:rPr>
-              <w:t>—</w:t>
+              <w:t>s01q23, s01q00b, s01q23_autre</w:t>
             </w:r>
           </w:p>
         </w:tc>
@@ -24124,7 +24124,7 @@
                 <w:color w:val="16A34A"/>
                 <w:sz w:val="16"/>
               </w:rPr>
-              <w:t>—</w:t>
+              <w:t>s00q11, s01q03b, s01q04b, s02q01__1, s02q02__1, s02q03__1, s02q04, s02q15</w:t>
             </w:r>
           </w:p>
         </w:tc>
@@ -24214,7 +24214,7 @@
                 <w:color w:val="16A34A"/>
                 <w:sz w:val="16"/>
               </w:rPr>
-              <w:t>—</w:t>
+              <w:t>s01q25, s01q29, s01q31, s04q37_modif, s02q11, s02q15, s02q30, s07bq01</w:t>
             </w:r>
           </w:p>
         </w:tc>
@@ -25024,7 +25024,7 @@
                 <w:color w:val="16A34A"/>
                 <w:sz w:val="16"/>
               </w:rPr>
-              <w:t>—</w:t>
+              <w:t>s00q27, s01q00a, s01q12, s01q13, s02q04, s03q11, s03q12, s01q01</w:t>
             </w:r>
           </w:p>
         </w:tc>
@@ -25114,7 +25114,7 @@
                 <w:color w:val="16A34A"/>
                 <w:sz w:val="16"/>
               </w:rPr>
-              <w:t>—</w:t>
+              <w:t>s00q27, s01q00a, s01q12, s01q13, s02q04, s03q11, s03q12, s01q01</w:t>
             </w:r>
           </w:p>
         </w:tc>
@@ -25204,7 +25204,7 @@
                 <w:color w:val="16A34A"/>
                 <w:sz w:val="16"/>
               </w:rPr>
-              <w:t>—</w:t>
+              <w:t>s00q27, s01q00a, s01q12, s01q13, s02q04, s03q11, s03q12, s01q01</w:t>
             </w:r>
           </w:p>
         </w:tc>
@@ -25564,7 +25564,7 @@
                 <w:color w:val="16A34A"/>
                 <w:sz w:val="16"/>
               </w:rPr>
-              <w:t>—</w:t>
+              <w:t>s01q36, s01q38, s04q24, s02q13, s11q35a, s16aq45, s16aq47a</w:t>
             </w:r>
           </w:p>
         </w:tc>
@@ -25654,7 +25654,7 @@
                 <w:color w:val="16A34A"/>
                 <w:sz w:val="16"/>
               </w:rPr>
-              <w:t>—</w:t>
+              <w:t>s01q25, s01q29, s01q30, s04q46, s01q00b</w:t>
             </w:r>
           </w:p>
         </w:tc>
@@ -25744,7 +25744,7 @@
                 <w:color w:val="16A34A"/>
                 <w:sz w:val="16"/>
               </w:rPr>
-              <w:t>—</w:t>
+              <w:t>s01q25, s01q29, s04q22, s11q64__7</w:t>
             </w:r>
           </w:p>
         </w:tc>
@@ -25834,7 +25834,7 @@
                 <w:color w:val="16A34A"/>
                 <w:sz w:val="16"/>
               </w:rPr>
-              <w:t>—</w:t>
+              <w:t>s00q07a, s00q08, s00q10, s00q13_0, s00q15_0, s00q17_0, s00q23a, s00q23b</w:t>
             </w:r>
           </w:p>
         </w:tc>
@@ -25924,7 +25924,7 @@
                 <w:color w:val="16A34A"/>
                 <w:sz w:val="16"/>
               </w:rPr>
-              <w:t>—</w:t>
+              <w:t>s00q07a, s00q08, s00q10, s00q13_0, s00q15_0, s00q17_0, s00q23a, s00q23b</w:t>
             </w:r>
           </w:p>
         </w:tc>
@@ -26014,7 +26014,7 @@
                 <w:color w:val="16A34A"/>
                 <w:sz w:val="16"/>
               </w:rPr>
-              <w:t>—</w:t>
+              <w:t>s00q08, s01q28, s01q29, s01q30, s02q01__2, s02q02__2, s03q20, s04q22</w:t>
             </w:r>
           </w:p>
         </w:tc>
@@ -26284,7 +26284,7 @@
                 <w:color w:val="16A34A"/>
                 <w:sz w:val="16"/>
               </w:rPr>
-              <w:t>—</w:t>
+              <w:t>s00q07a, s00q08, s00q10, s00q13_0, s00q15_0, s00q17_0, s00q23a, s00q23b</w:t>
             </w:r>
           </w:p>
         </w:tc>
@@ -26374,7 +26374,7 @@
                 <w:color w:val="16A34A"/>
                 <w:sz w:val="16"/>
               </w:rPr>
-              <w:t>—</w:t>
+              <w:t>s00q07a, s00q08, s00q10, s00q13_0, s00q15_0, s00q17_0, s00q23a, s00q23b</w:t>
             </w:r>
           </w:p>
         </w:tc>
@@ -26464,7 +26464,7 @@
                 <w:color w:val="16A34A"/>
                 <w:sz w:val="16"/>
               </w:rPr>
-              <w:t>—</w:t>
+              <w:t>s00q28, s01q28, s01q29, s01q30, s02q01__1, s02q02__1, s03q19, s04q32</w:t>
             </w:r>
           </w:p>
         </w:tc>
@@ -26734,7 +26734,7 @@
                 <w:color w:val="16A34A"/>
                 <w:sz w:val="16"/>
               </w:rPr>
-              <w:t>—</w:t>
+              <w:t>s01q28, s01q29, s01q30, s02q01__1, s02q02__1, s02q03__1, s02q15, s03q18</w:t>
             </w:r>
           </w:p>
         </w:tc>
@@ -26824,7 +26824,7 @@
                 <w:color w:val="16A34A"/>
                 <w:sz w:val="16"/>
               </w:rPr>
-              <w:t>—</w:t>
+              <w:t>s01q28, s01q29, s01q30, s02q01__1, s02q02__1, s02q03__1, s02q15, s03q18</w:t>
             </w:r>
           </w:p>
         </w:tc>
@@ -26914,7 +26914,7 @@
                 <w:color w:val="16A34A"/>
                 <w:sz w:val="16"/>
               </w:rPr>
-              <w:t>—</w:t>
+              <w:t>s02q02__1, s02q15, s02q17, s03q16, s04q27, s04q43, s04q63, s05q11</w:t>
             </w:r>
           </w:p>
         </w:tc>
@@ -27094,7 +27094,7 @@
                 <w:color w:val="16A34A"/>
                 <w:sz w:val="16"/>
               </w:rPr>
-              <w:t>—</w:t>
+              <w:t>s00q07a, s00q08, s00q10, s00q13_0, s00q15_0, s00q17_0, s00q23a, s00q23b</w:t>
             </w:r>
           </w:p>
         </w:tc>
@@ -27184,7 +27184,7 @@
                 <w:color w:val="16A34A"/>
                 <w:sz w:val="16"/>
               </w:rPr>
-              <w:t>—</w:t>
+              <w:t>s00q28, s01q28, s01q29, s01q30, s02q01__1, s02q02__1, s03q19, s04q32</w:t>
             </w:r>
           </w:p>
         </w:tc>
@@ -27274,7 +27274,7 @@
                 <w:color w:val="16A34A"/>
                 <w:sz w:val="16"/>
               </w:rPr>
-              <w:t>—</w:t>
+              <w:t>s00q07a, s00q08, s00q10, s00q13_0, s00q15_0, s00q17_0, s00q23a, s00q23b</w:t>
             </w:r>
           </w:p>
         </w:tc>
@@ -27724,7 +27724,7 @@
                 <w:color w:val="16A34A"/>
                 <w:sz w:val="16"/>
               </w:rPr>
-              <w:t>—</w:t>
+              <w:t>s02q15, s02q20, s02q21, s04q21, s01q00b</w:t>
             </w:r>
           </w:p>
         </w:tc>
@@ -27814,7 +27814,7 @@
                 <w:color w:val="16A34A"/>
                 <w:sz w:val="16"/>
               </w:rPr>
-              <w:t>—</w:t>
+              <w:t>s02q15, s02q20, s02q21, s04q21, s01q00b</w:t>
             </w:r>
           </w:p>
         </w:tc>
@@ -27904,7 +27904,7 @@
                 <w:color w:val="16A34A"/>
                 <w:sz w:val="16"/>
               </w:rPr>
-              <w:t>—</w:t>
+              <w:t>s02q15, s02q20, s02q21, s04q21, s01q00b</w:t>
             </w:r>
           </w:p>
         </w:tc>
@@ -28534,7 +28534,7 @@
                 <w:color w:val="16A34A"/>
                 <w:sz w:val="16"/>
               </w:rPr>
-              <w:t>—</w:t>
+              <w:t>s02q15, s02q20, s02q21, s04q21, s01q00b</w:t>
             </w:r>
           </w:p>
         </w:tc>
@@ -28624,7 +28624,7 @@
                 <w:color w:val="16A34A"/>
                 <w:sz w:val="16"/>
               </w:rPr>
-              <w:t>—</w:t>
+              <w:t>s01q02, s01q12, s01q13, s02q03__2, s03q01, s04q35a, s04q35b, s04q35c</w:t>
             </w:r>
           </w:p>
         </w:tc>
@@ -28984,7 +28984,7 @@
                 <w:color w:val="16A34A"/>
                 <w:sz w:val="16"/>
               </w:rPr>
-              <w:t>—</w:t>
+              <w:t>s00q27, s01q00a, s01q12, s01q13, s02q04, s03q11, s03q12, s01q01</w:t>
             </w:r>
           </w:p>
         </w:tc>
@@ -29074,7 +29074,7 @@
                 <w:color w:val="16A34A"/>
                 <w:sz w:val="16"/>
               </w:rPr>
-              <w:t>—</w:t>
+              <w:t>s00q07a, s00q08, s00q10, s00q13_0, s00q15_0, s00q17_0, s00q23a, s00q23b</w:t>
             </w:r>
           </w:p>
         </w:tc>
@@ -29164,7 +29164,7 @@
                 <w:color w:val="16A34A"/>
                 <w:sz w:val="16"/>
               </w:rPr>
-              <w:t>—</w:t>
+              <w:t>s00q07a, s00q08, s00q10, s00q13_0, s00q15_0, s00q17_0, s00q23a, s00q23b</w:t>
             </w:r>
           </w:p>
         </w:tc>
@@ -29254,7 +29254,7 @@
                 <w:color w:val="16A34A"/>
                 <w:sz w:val="16"/>
               </w:rPr>
-              <w:t>—</w:t>
+              <w:t>s00q07a, s00q08, s00q10, s00q13_0, s00q15_0, s00q17_0, s00q23a, s00q23b</w:t>
             </w:r>
           </w:p>
         </w:tc>
@@ -29344,7 +29344,7 @@
                 <w:color w:val="16A34A"/>
                 <w:sz w:val="16"/>
               </w:rPr>
-              <w:t>—</w:t>
+              <w:t>s00q27, s01q00a, s01q12, s01q13, s02q04, s03q11, s03q12, s01q01</w:t>
             </w:r>
           </w:p>
         </w:tc>
@@ -29434,7 +29434,7 @@
                 <w:color w:val="16A34A"/>
                 <w:sz w:val="16"/>
               </w:rPr>
-              <w:t>—</w:t>
+              <w:t>s00q27, s01q00a, s01q12, s01q13, s02q04, s03q11, s03q12, s01q01</w:t>
             </w:r>
           </w:p>
         </w:tc>
